--- a/technical_document/docx/02_troubleshooting/DOC-02-TS-02_RFC9457_Error_Code_Catalog_and_Remediation_Playbook.docx
+++ b/technical_document/docx/02_troubleshooting/DOC-02-TS-02_RFC9457_Error_Code_Catalog_and_Remediation_Playbook.docx
@@ -1523,6 +1523,58 @@
           </w:p>
         </w:tc>
       </w:tr>
+      <w:tr>
+        <w:tc>
+          <w:tcPr>
+            <w:tcW w:type="dxa" w:w="1872"/>
+          </w:tcPr>
+          <w:p>
+            <w:r>
+              <w:t>3.1.0</w:t>
+            </w:r>
+          </w:p>
+        </w:tc>
+        <w:tc>
+          <w:tcPr>
+            <w:tcW w:type="dxa" w:w="1872"/>
+          </w:tcPr>
+          <w:p>
+            <w:r>
+              <w:t>October 2026</w:t>
+            </w:r>
+          </w:p>
+        </w:tc>
+        <w:tc>
+          <w:tcPr>
+            <w:tcW w:type="dxa" w:w="1872"/>
+          </w:tcPr>
+          <w:p>
+            <w:r>
+              <w:t>Independent Forensic Re-audit</w:t>
+            </w:r>
+          </w:p>
+        </w:tc>
+        <w:tc>
+          <w:tcPr>
+            <w:tcW w:type="dxa" w:w="1872"/>
+          </w:tcPr>
+          <w:p>
+            <w:r>
+              <w:t>Factual corrections per audit/docx_forensic_audit_2026-10-08.md</w:t>
+            </w:r>
+          </w:p>
+        </w:tc>
+        <w:tc>
+          <w:tcPr>
+            <w:tcW w:type="dxa" w:w="1872"/>
+          </w:tcPr>
+          <w:p>
+            <w:r>
+              <w:t>Applied</w:t>
+            </w:r>
+          </w:p>
+        </w:tc>
+      </w:tr>
     </w:tbl>
     <w:p>
       <w:pPr>
@@ -1863,7 +1915,7 @@
               <w:br/>
               <w:t xml:space="preserve">      "name": "requestedAmount",</w:t>
               <w:br/>
-              <w:t xml:space="preserve">      "reason": "Produces monthly EMI of BDT 48,500 resulting in DBR of 54.2%"</w:t>
+              <w:t xml:space="preserve">      "reason": "Produces monthly EMI of BDT 72,654.24 (7,265,424 poisha) resulting in DBR of 54.2%"</w:t>
               <w:br/>
               <w:t xml:space="preserve">    }</w:t>
               <w:br/>
@@ -5589,7 +5641,7 @@
               </w:rPr>
               <w:t xml:space="preserve">  # Check IPsec VPN tunnel connectivity to Bangladesh Bank Motijheel Gateway</w:t>
               <w:br/>
-              <w:t xml:space="preserve">  ping -c 3 10.11.24.50</w:t>
+              <w:t xml:space="preserve">  ping -c 3 &lt;BB-CIB-VPN-GATEWAY&gt;  # assigned gateway IP — obtain from BB CIB administration</w:t>
               <w:br/>
               <w:br/>
               <w:t xml:space="preserve">  # Verify mTLS client certificate validity</w:t>
@@ -5956,7 +6008,7 @@
           <w:color w:val="2D3748"/>
           <w:sz w:val="19"/>
         </w:rPr>
-        <w:t xml:space="preserve"> Fineract 1.12.x HikariCP database connection pool exhausted or deadlocked.</w:t>
+        <w:t xml:space="preserve"> Fineract CE (digest-pinned) HikariCP database connection pool exhausted or deadlocked.</w:t>
       </w:r>
     </w:p>
     <w:p>
@@ -6035,9 +6087,9 @@
               <w:t xml:space="preserve">  docker logs --tail 100 fineract-server | grep -E "HikariPool|ConnectionTimeout"</w:t>
               <w:br/>
               <w:br/>
-              <w:t xml:space="preserve">  # Inspect active PostgreSQL connections on mifostenant-default</w:t>
+              <w:t xml:space="preserve">  # Inspect active PostgreSQL connections on fineract_default</w:t>
               <w:br/>
-              <w:t xml:space="preserve">  psql -U fineract -d mifostenant-default -c \</w:t>
+              <w:t xml:space="preserve">  psql -U fineract -d fineract_default -c \</w:t>
               <w:br/>
               <w:t xml:space="preserve">    "SELECT count(*), state FROM pg_stat_activity GROUP BY state;"</w:t>
             </w:r>
@@ -6148,7 +6200,7 @@
               <w:br/>
               <w:t xml:space="preserve">  FROM pg_stat_activity </w:t>
               <w:br/>
-              <w:t xml:space="preserve">  WHERE datname = 'mifostenant-default' </w:t>
+              <w:t xml:space="preserve">  WHERE datname = 'fineract_default' </w:t>
               <w:br/>
               <w:t xml:space="preserve">    AND state = 'idle in transaction' </w:t>
               <w:br/>
